--- a/Docx/Lý thuyết buổi 1.docx
+++ b/Docx/Lý thuyết buổi 1.docx
@@ -362,6 +362,110 @@
       </w:pPr>
       <w:r>
         <w:t>Kiểu dữ liệu không trả về giá trị: void</w:t>
+      </w:r>
+    </w:p>
+    <w:p>
+      <w:r>
+        <w:rPr>
+          <w:color w:val="00B050"/>
+        </w:rPr>
+        <w:t xml:space="preserve">Kiểu dữ liệu bổ sung: </w:t>
+      </w:r>
+      <w:r>
+        <w:t>thêm những từ khóa:</w:t>
+      </w:r>
+    </w:p>
+    <w:p>
+      <w:pPr>
+        <w:pStyle w:val="ListParagraph"/>
+        <w:numPr>
+          <w:ilvl w:val="0"/>
+          <w:numId w:val="1"/>
+        </w:numPr>
+      </w:pPr>
+      <w:r>
+        <w:t xml:space="preserve">long: mở rộng </w:t>
+      </w:r>
+      <w:r>
+        <w:t xml:space="preserve">phạm vi </w:t>
+      </w:r>
+      <w:r>
+        <w:t>giá trị lưu trữ của biến</w:t>
+      </w:r>
+    </w:p>
+    <w:p>
+      <w:pPr>
+        <w:pStyle w:val="ListParagraph"/>
+        <w:numPr>
+          <w:ilvl w:val="1"/>
+          <w:numId w:val="1"/>
+        </w:numPr>
+      </w:pPr>
+      <w:r>
+        <w:t>Ví dụ: int – 4 byte</w:t>
+      </w:r>
+      <w:r>
+        <w:t xml:space="preserve"> =&gt; long int: 8 byte</w:t>
+      </w:r>
+    </w:p>
+    <w:p>
+      <w:pPr>
+        <w:pStyle w:val="ListParagraph"/>
+        <w:numPr>
+          <w:ilvl w:val="0"/>
+          <w:numId w:val="1"/>
+        </w:numPr>
+      </w:pPr>
+      <w:r>
+        <w:t>short: thu hẹp phạm vi giá trị lưu trữ</w:t>
+      </w:r>
+    </w:p>
+    <w:p>
+      <w:pPr>
+        <w:pStyle w:val="ListParagraph"/>
+        <w:numPr>
+          <w:ilvl w:val="1"/>
+          <w:numId w:val="1"/>
+        </w:numPr>
+      </w:pPr>
+      <w:r>
+        <w:t>Ví dụ: int – 4 byte =&gt; short int: 2 byte</w:t>
+      </w:r>
+    </w:p>
+    <w:p>
+      <w:pPr>
+        <w:pStyle w:val="ListParagraph"/>
+        <w:numPr>
+          <w:ilvl w:val="0"/>
+          <w:numId w:val="1"/>
+        </w:numPr>
+      </w:pPr>
+      <w:r>
+        <w:t>unsigned: chỉ lưu số không âm</w:t>
+      </w:r>
+    </w:p>
+    <w:p>
+      <w:pPr>
+        <w:pStyle w:val="ListParagraph"/>
+        <w:numPr>
+          <w:ilvl w:val="1"/>
+          <w:numId w:val="1"/>
+        </w:numPr>
+      </w:pPr>
+      <w:r>
+        <w:t>Ví dụ: int: -2147483648 đến 2147483647 =&gt; unsigned int: 0 đến 4294967295</w:t>
+      </w:r>
+    </w:p>
+    <w:p>
+      <w:pPr>
+        <w:pStyle w:val="ListParagraph"/>
+        <w:numPr>
+          <w:ilvl w:val="0"/>
+          <w:numId w:val="1"/>
+        </w:numPr>
+      </w:pPr>
+      <w:r>
+        <w:t>Signed: lưu cả số âm</w:t>
       </w:r>
     </w:p>
     <w:p>
@@ -462,6 +566,7 @@
           </w:p>
           <w:p>
             <w:r>
+              <w:lastRenderedPageBreak/>
               <w:t>int * int =&gt; int</w:t>
             </w:r>
           </w:p>
@@ -477,6 +582,7 @@
           </w:tcPr>
           <w:p>
             <w:r>
+              <w:lastRenderedPageBreak/>
               <w:t>int + float =&gt; float</w:t>
             </w:r>
           </w:p>
@@ -487,6 +593,7 @@
           </w:p>
           <w:p>
             <w:r>
+              <w:lastRenderedPageBreak/>
               <w:t>int * float =&gt; float</w:t>
             </w:r>
           </w:p>
@@ -504,6 +611,7 @@
           </w:tcPr>
           <w:p>
             <w:r>
+              <w:lastRenderedPageBreak/>
               <w:t>float</w:t>
             </w:r>
           </w:p>
@@ -566,7 +674,6 @@
         <w:rPr>
           <w:color w:val="FF0000"/>
         </w:rPr>
-        <w:lastRenderedPageBreak/>
         <w:t xml:space="preserve">Hằng số (constant): </w:t>
       </w:r>
       <w:r>
@@ -788,6 +895,7 @@
           <w:b/>
           <w:bCs/>
         </w:rPr>
+        <w:lastRenderedPageBreak/>
         <w:t>Toán tử quan hệ</w:t>
       </w:r>
       <w:r>
@@ -891,7 +999,6 @@
         </w:numPr>
       </w:pPr>
       <w:r>
-        <w:lastRenderedPageBreak/>
         <w:t>5 &gt; 3 =&gt; true, 5 == 7 =&gt; false, (5 &gt; 3) &amp;&amp; (5 == 7) =&gt; false</w:t>
       </w:r>
     </w:p>
@@ -1110,6 +1217,7 @@
         </w:numPr>
       </w:pPr>
       <w:r>
+        <w:lastRenderedPageBreak/>
         <w:t>a %= 5: a = a % 5: Lấy giá trị của a chia lấy dư cho 5, sau đó gán giá trị vừa nhận được vào a</w:t>
       </w:r>
     </w:p>
@@ -1282,7 +1390,6 @@
         </w:numPr>
       </w:pPr>
       <w:r>
-        <w:lastRenderedPageBreak/>
         <w:t>a = 5, b = ++a</w:t>
       </w:r>
     </w:p>
@@ -1577,6 +1684,7 @@
         </w:numPr>
       </w:pPr>
       <w:r>
+        <w:lastRenderedPageBreak/>
         <w:t>/ 9</w:t>
       </w:r>
     </w:p>
